--- a/deliverables/project_build_guide.docx
+++ b/deliverables/project_build_guide.docx
@@ -462,7 +462,7 @@
           <w:color w:val="374151"/>
           <w:sz w:val="21"/>
         </w:rPr>
-        <w:t>Ten defects in the original brief</w:t>
+        <w:t>Phase 8 — make it reusable</w:t>
       </w:r>
     </w:p>
     <w:p>
@@ -488,7 +488,7 @@
           <w:color w:val="374151"/>
           <w:sz w:val="21"/>
         </w:rPr>
-        <w:t>Verification checklist</w:t>
+        <w:t>Ten defects in the original brief</w:t>
       </w:r>
     </w:p>
     <w:p>
@@ -505,6 +505,32 @@
           <w:sz w:val="21"/>
         </w:rPr>
         <w:t xml:space="preserve">12   </w:t>
+      </w:r>
+      <w:r>
+        <w:rPr>
+          <w:rFonts w:ascii="Segoe UI" w:hAnsi="Segoe UI"/>
+          <w:b w:val="0"/>
+          <w:i w:val="0"/>
+          <w:color w:val="374151"/>
+          <w:sz w:val="21"/>
+        </w:rPr>
+        <w:t>Verification checklist</w:t>
+      </w:r>
+    </w:p>
+    <w:p>
+      <w:pPr>
+        <w:spacing w:before="0" w:after="80" w:line="300" w:lineRule="auto"/>
+        <w:ind w:left="144"/>
+      </w:pPr>
+      <w:r>
+        <w:rPr>
+          <w:rFonts w:ascii="Segoe UI" w:hAnsi="Segoe UI"/>
+          <w:b/>
+          <w:i w:val="0"/>
+          <w:color w:val="1D4ED8"/>
+          <w:sz w:val="21"/>
+        </w:rPr>
+        <w:t xml:space="preserve">13   </w:t>
       </w:r>
       <w:r>
         <w:rPr>
@@ -4293,6 +4319,66 @@
     <w:p>
       <w:pPr>
         <w:keepNext/>
+        <w:spacing w:before="280" w:after="80"/>
+      </w:pPr>
+      <w:r>
+        <w:rPr>
+          <w:rFonts w:ascii="Segoe UI" w:hAnsi="Segoe UI"/>
+          <w:b/>
+          <w:color w:val="111827"/>
+          <w:sz w:val="25"/>
+        </w:rPr>
+        <w:t>Preparing the host</w:t>
+      </w:r>
+    </w:p>
+    <w:p>
+      <w:pPr>
+        <w:spacing w:before="0" w:after="120" w:line="300" w:lineRule="auto"/>
+      </w:pPr>
+      <w:r>
+        <w:rPr>
+          <w:rFonts w:ascii="Segoe UI" w:hAnsi="Segoe UI"/>
+          <w:b w:val="0"/>
+          <w:i w:val="0"/>
+          <w:color w:val="374151"/>
+          <w:sz w:val="21"/>
+        </w:rPr>
+        <w:t>Any Ubuntu or Debian machine with Docker will do. One script gets it ready: swap, Docker Engine, Docker Compose, and a checksum-verified Trivy.</w:t>
+      </w:r>
+    </w:p>
+    <w:p>
+      <w:pPr>
+        <w:spacing w:before="120" w:after="120" w:line="252" w:lineRule="auto"/>
+        <w:ind w:left="173"/>
+        <w:shd w:val="clear" w:color="auto" w:fill="F5F6F8"/>
+      </w:pPr>
+      <w:r>
+        <w:rPr>
+          <w:rFonts w:ascii="Consolas" w:hAnsi="Consolas"/>
+          <w:color w:val="374151"/>
+          <w:sz w:val="18"/>
+        </w:rPr>
+        <w:t>sudo bash infra/host-bootstrap.sh</w:t>
+      </w:r>
+    </w:p>
+    <w:p>
+      <w:pPr>
+        <w:spacing w:before="0" w:after="120" w:line="300" w:lineRule="auto"/>
+      </w:pPr>
+      <w:r>
+        <w:rPr>
+          <w:rFonts w:ascii="Segoe UI" w:hAnsi="Segoe UI"/>
+          <w:b w:val="0"/>
+          <w:i w:val="0"/>
+          <w:color w:val="374151"/>
+          <w:sz w:val="21"/>
+        </w:rPr>
+        <w:t>It is idempotent, so running it twice is safe, and it refuses to run without root rather than failing halfway through with confusing package errors. No cloud provider is involved at any point: this project has no dependency on AWS or any specific host.</w:t>
+      </w:r>
+    </w:p>
+    <w:p>
+      <w:pPr>
+        <w:keepNext/>
         <w:spacing w:before="400" w:after="160"/>
         <w:pBdr>
           <w:bottom w:val="single" w:sz="6" w:space="4" w:color="D1D5DB"/>
@@ -4306,6 +4392,452 @@
           <w:sz w:val="34"/>
         </w:rPr>
         <w:t xml:space="preserve">10  </w:t>
+      </w:r>
+      <w:r>
+        <w:rPr>
+          <w:rFonts w:ascii="Segoe UI" w:hAnsi="Segoe UI"/>
+          <w:b/>
+          <w:color w:val="111827"/>
+          <w:sz w:val="34"/>
+        </w:rPr>
+        <w:t>Phase 8 — make it reusable</w:t>
+      </w:r>
+    </w:p>
+    <w:p>
+      <w:pPr>
+        <w:spacing w:before="0" w:after="120" w:line="300" w:lineRule="auto"/>
+      </w:pPr>
+      <w:r>
+        <w:rPr>
+          <w:rFonts w:ascii="Segoe UI" w:hAnsi="Segoe UI"/>
+          <w:b w:val="0"/>
+          <w:i w:val="0"/>
+          <w:color w:val="374151"/>
+          <w:sz w:val="21"/>
+        </w:rPr>
+        <w:t>Once the pipeline works for one repository, the obvious question is how a second one gets it. Copy-paste is the wrong answer: a security fix would then have to be applied N times, and the copies drift apart silently.</w:t>
+      </w:r>
+    </w:p>
+    <w:p>
+      <w:pPr>
+        <w:keepNext/>
+        <w:spacing w:before="280" w:after="80"/>
+      </w:pPr>
+      <w:r>
+        <w:rPr>
+          <w:rFonts w:ascii="Segoe UI" w:hAnsi="Segoe UI"/>
+          <w:b/>
+          <w:color w:val="111827"/>
+          <w:sz w:val="25"/>
+        </w:rPr>
+        <w:t>Split the portable half from the repo-specific half</w:t>
+      </w:r>
+    </w:p>
+    <w:p>
+      <w:pPr>
+        <w:spacing w:before="120" w:after="0" w:line="252" w:lineRule="auto"/>
+        <w:ind w:left="173"/>
+        <w:shd w:val="clear" w:color="auto" w:fill="F5F6F8"/>
+      </w:pPr>
+      <w:r>
+        <w:rPr>
+          <w:rFonts w:ascii="Consolas" w:hAnsi="Consolas"/>
+          <w:color w:val="374151"/>
+          <w:sz w:val="18"/>
+        </w:rPr>
+        <w:t>.github/workflows/security-gates.yml    on: workflow_call</w:t>
+      </w:r>
+    </w:p>
+    <w:p>
+      <w:pPr>
+        <w:spacing w:before="0" w:after="0" w:line="252" w:lineRule="auto"/>
+        <w:ind w:left="173"/>
+        <w:shd w:val="clear" w:color="auto" w:fill="F5F6F8"/>
+      </w:pPr>
+      <w:r>
+        <w:rPr>
+          <w:rFonts w:ascii="Consolas" w:hAnsi="Consolas"/>
+          <w:color w:val="374151"/>
+          <w:sz w:val="18"/>
+        </w:rPr>
+        <w:t xml:space="preserve">    build · hadolint · sast · sca · gitleaks · image-scan · notify</w:t>
+      </w:r>
+    </w:p>
+    <w:p>
+      <w:pPr>
+        <w:spacing w:before="0" w:after="0" w:line="252" w:lineRule="auto"/>
+        <w:ind w:left="173"/>
+        <w:shd w:val="clear" w:color="auto" w:fill="F5F6F8"/>
+      </w:pPr>
+      <w:r>
+        <w:rPr>
+          <w:rFonts w:ascii="Consolas" w:hAnsi="Consolas"/>
+          <w:color w:val="374151"/>
+          <w:sz w:val="18"/>
+        </w:rPr>
+        <w:t xml:space="preserve"> </w:t>
+      </w:r>
+    </w:p>
+    <w:p>
+      <w:pPr>
+        <w:spacing w:before="0" w:after="120" w:line="252" w:lineRule="auto"/>
+        <w:ind w:left="173"/>
+        <w:shd w:val="clear" w:color="auto" w:fill="F5F6F8"/>
+      </w:pPr>
+      <w:r>
+        <w:rPr>
+          <w:rFonts w:ascii="Consolas" w:hAnsi="Consolas"/>
+          <w:color w:val="374151"/>
+          <w:sz w:val="18"/>
+        </w:rPr>
+        <w:t>.github/workflows/devsecops.yml         ~20 lines: calls the above, then deploys</w:t>
+      </w:r>
+    </w:p>
+    <w:p>
+      <w:pPr>
+        <w:spacing w:before="0" w:after="120" w:line="300" w:lineRule="auto"/>
+      </w:pPr>
+      <w:r>
+        <w:rPr>
+          <w:rFonts w:ascii="Segoe UI" w:hAnsi="Segoe UI"/>
+          <w:b w:val="0"/>
+          <w:i w:val="0"/>
+          <w:color w:val="374151"/>
+          <w:sz w:val="21"/>
+        </w:rPr>
+        <w:t>Add on: workflow_call with typed inputs, and any repository can then call it:</w:t>
+      </w:r>
+    </w:p>
+    <w:p>
+      <w:pPr>
+        <w:spacing w:before="120" w:after="0" w:line="252" w:lineRule="auto"/>
+        <w:ind w:left="173"/>
+        <w:shd w:val="clear" w:color="auto" w:fill="F5F6F8"/>
+      </w:pPr>
+      <w:r>
+        <w:rPr>
+          <w:rFonts w:ascii="Consolas" w:hAnsi="Consolas"/>
+          <w:color w:val="374151"/>
+          <w:sz w:val="18"/>
+        </w:rPr>
+        <w:t>jobs:</w:t>
+      </w:r>
+    </w:p>
+    <w:p>
+      <w:pPr>
+        <w:spacing w:before="0" w:after="0" w:line="252" w:lineRule="auto"/>
+        <w:ind w:left="173"/>
+        <w:shd w:val="clear" w:color="auto" w:fill="F5F6F8"/>
+      </w:pPr>
+      <w:r>
+        <w:rPr>
+          <w:rFonts w:ascii="Consolas" w:hAnsi="Consolas"/>
+          <w:color w:val="374151"/>
+          <w:sz w:val="18"/>
+        </w:rPr>
+        <w:t xml:space="preserve">  gates:</w:t>
+      </w:r>
+    </w:p>
+    <w:p>
+      <w:pPr>
+        <w:spacing w:before="0" w:after="0" w:line="252" w:lineRule="auto"/>
+        <w:ind w:left="173"/>
+        <w:shd w:val="clear" w:color="auto" w:fill="F5F6F8"/>
+      </w:pPr>
+      <w:r>
+        <w:rPr>
+          <w:rFonts w:ascii="Consolas" w:hAnsi="Consolas"/>
+          <w:color w:val="374151"/>
+          <w:sz w:val="18"/>
+        </w:rPr>
+        <w:t xml:space="preserve">    uses: &lt;owner&gt;/&lt;repo&gt;/.github/workflows/security-gates.yml@v1</w:t>
+      </w:r>
+    </w:p>
+    <w:p>
+      <w:pPr>
+        <w:spacing w:before="0" w:after="0" w:line="252" w:lineRule="auto"/>
+        <w:ind w:left="173"/>
+        <w:shd w:val="clear" w:color="auto" w:fill="F5F6F8"/>
+      </w:pPr>
+      <w:r>
+        <w:rPr>
+          <w:rFonts w:ascii="Consolas" w:hAnsi="Consolas"/>
+          <w:color w:val="374151"/>
+          <w:sz w:val="18"/>
+        </w:rPr>
+        <w:t xml:space="preserve">    with:</w:t>
+      </w:r>
+    </w:p>
+    <w:p>
+      <w:pPr>
+        <w:spacing w:before="0" w:after="0" w:line="252" w:lineRule="auto"/>
+        <w:ind w:left="173"/>
+        <w:shd w:val="clear" w:color="auto" w:fill="F5F6F8"/>
+      </w:pPr>
+      <w:r>
+        <w:rPr>
+          <w:rFonts w:ascii="Consolas" w:hAnsi="Consolas"/>
+          <w:color w:val="374151"/>
+          <w:sz w:val="18"/>
+        </w:rPr>
+        <w:t xml:space="preserve">      dockerfile: Dockerfile</w:t>
+      </w:r>
+    </w:p>
+    <w:p>
+      <w:pPr>
+        <w:spacing w:before="0" w:after="0" w:line="252" w:lineRule="auto"/>
+        <w:ind w:left="173"/>
+        <w:shd w:val="clear" w:color="auto" w:fill="F5F6F8"/>
+      </w:pPr>
+      <w:r>
+        <w:rPr>
+          <w:rFonts w:ascii="Consolas" w:hAnsi="Consolas"/>
+          <w:color w:val="374151"/>
+          <w:sz w:val="18"/>
+        </w:rPr>
+        <w:t xml:space="preserve">      source-path: src</w:t>
+      </w:r>
+    </w:p>
+    <w:p>
+      <w:pPr>
+        <w:spacing w:before="0" w:after="120" w:line="252" w:lineRule="auto"/>
+        <w:ind w:left="173"/>
+        <w:shd w:val="clear" w:color="auto" w:fill="F5F6F8"/>
+      </w:pPr>
+      <w:r>
+        <w:rPr>
+          <w:rFonts w:ascii="Consolas" w:hAnsi="Consolas"/>
+          <w:color w:val="374151"/>
+          <w:sz w:val="18"/>
+        </w:rPr>
+        <w:t xml:space="preserve">      requirements: requirements.txt</w:t>
+      </w:r>
+    </w:p>
+    <w:p>
+      <w:pPr>
+        <w:spacing w:before="160" w:after="0" w:line="276" w:lineRule="auto"/>
+        <w:ind w:left="144"/>
+        <w:shd w:val="clear" w:color="auto" w:fill="FEF2F2"/>
+        <w:pBdr>
+          <w:left w:val="single" w:sz="18" w:space="8" w:color="B91C1C"/>
+        </w:pBdr>
+      </w:pPr>
+      <w:r>
+        <w:rPr>
+          <w:rFonts w:ascii="Segoe UI" w:hAnsi="Segoe UI"/>
+          <w:b/>
+          <w:color w:val="C0231C"/>
+          <w:sz w:val="16"/>
+        </w:rPr>
+        <w:t>TWO TRAPS THAT WILL COST YOU AN AFTERNOON</w:t>
+      </w:r>
+    </w:p>
+    <w:p>
+      <w:pPr>
+        <w:spacing w:before="0" w:after="180" w:line="288" w:lineRule="auto"/>
+        <w:ind w:left="144"/>
+        <w:shd w:val="clear" w:color="auto" w:fill="FEF2F2"/>
+        <w:pBdr>
+          <w:left w:val="single" w:sz="18" w:space="8" w:color="B91C1C"/>
+        </w:pBdr>
+      </w:pPr>
+      <w:r>
+        <w:rPr>
+          <w:rFonts w:ascii="Segoe UI" w:hAnsi="Segoe UI"/>
+          <w:color w:val="374151"/>
+          <w:sz w:val="20"/>
+        </w:rPr>
+        <w:t>GITHUB_TOKEN permissions are not inherited by a called workflow, so the caller must grant packages: write itself if it wants to push. And the github context comes from the caller, which is exactly why actions/checkout inside the shared workflow pulls their code rather than yours.</w:t>
+      </w:r>
+    </w:p>
+    <w:p>
+      <w:pPr>
+        <w:keepNext/>
+        <w:spacing w:before="280" w:after="80"/>
+      </w:pPr>
+      <w:r>
+        <w:rPr>
+          <w:rFonts w:ascii="Segoe UI" w:hAnsi="Segoe UI"/>
+          <w:b/>
+          <w:color w:val="111827"/>
+          <w:sz w:val="25"/>
+        </w:rPr>
+        <w:t>Dogfood it</w:t>
+      </w:r>
+    </w:p>
+    <w:p>
+      <w:pPr>
+        <w:spacing w:before="0" w:after="120" w:line="300" w:lineRule="auto"/>
+      </w:pPr>
+      <w:r>
+        <w:rPr>
+          <w:rFonts w:ascii="Segoe UI" w:hAnsi="Segoe UI"/>
+          <w:b w:val="0"/>
+          <w:i w:val="0"/>
+          <w:color w:val="374151"/>
+          <w:sz w:val="21"/>
+        </w:rPr>
+        <w:t>Make your own repository call its own reusable workflow, with no privileged local copy. If the published interface breaks it breaks there first, rather than in somebody else's repository.</w:t>
+      </w:r>
+    </w:p>
+    <w:p>
+      <w:pPr>
+        <w:keepNext/>
+        <w:spacing w:before="280" w:after="80"/>
+      </w:pPr>
+      <w:r>
+        <w:rPr>
+          <w:rFonts w:ascii="Segoe UI" w:hAnsi="Segoe UI"/>
+          <w:b/>
+          <w:color w:val="111827"/>
+          <w:sz w:val="25"/>
+        </w:rPr>
+        <w:t>Add a local runner</w:t>
+      </w:r>
+    </w:p>
+    <w:p>
+      <w:pPr>
+        <w:spacing w:before="0" w:after="120" w:line="300" w:lineRule="auto"/>
+      </w:pPr>
+      <w:r>
+        <w:rPr>
+          <w:rFonts w:ascii="Segoe UI" w:hAnsi="Segoe UI"/>
+          <w:b w:val="0"/>
+          <w:i w:val="0"/>
+          <w:color w:val="374151"/>
+          <w:sz w:val="21"/>
+        </w:rPr>
+        <w:t>Waiting four minutes for CI to report a lint error is a bad feedback loop, and a developer who cannot reproduce a gate locally learns to route around it. This runs the same gates in the same pinned container versions, and exits 0 or 1 so it drops into a pre-push hook:</w:t>
+      </w:r>
+    </w:p>
+    <w:p>
+      <w:pPr>
+        <w:spacing w:before="120" w:after="0" w:line="252" w:lineRule="auto"/>
+        <w:ind w:left="173"/>
+        <w:shd w:val="clear" w:color="auto" w:fill="F5F6F8"/>
+      </w:pPr>
+      <w:r>
+        <w:rPr>
+          <w:rFonts w:ascii="Consolas" w:hAnsi="Consolas"/>
+          <w:color w:val="374151"/>
+          <w:sz w:val="18"/>
+        </w:rPr>
+        <w:t>./bin/devsecops-scan</w:t>
+      </w:r>
+    </w:p>
+    <w:p>
+      <w:pPr>
+        <w:spacing w:before="0" w:after="0" w:line="252" w:lineRule="auto"/>
+        <w:ind w:left="173"/>
+        <w:shd w:val="clear" w:color="auto" w:fill="F5F6F8"/>
+      </w:pPr>
+      <w:r>
+        <w:rPr>
+          <w:rFonts w:ascii="Consolas" w:hAnsi="Consolas"/>
+          <w:color w:val="374151"/>
+          <w:sz w:val="18"/>
+        </w:rPr>
+        <w:t>./bin/devsecops-scan --source src --requirements requirements.txt</w:t>
+      </w:r>
+    </w:p>
+    <w:p>
+      <w:pPr>
+        <w:spacing w:before="0" w:after="0" w:line="252" w:lineRule="auto"/>
+        <w:ind w:left="173"/>
+        <w:shd w:val="clear" w:color="auto" w:fill="F5F6F8"/>
+      </w:pPr>
+      <w:r>
+        <w:rPr>
+          <w:rFonts w:ascii="Consolas" w:hAnsi="Consolas"/>
+          <w:color w:val="374151"/>
+          <w:sz w:val="18"/>
+        </w:rPr>
+        <w:t>./bin/devsecops-scan --no-image     # skip the build and image scan</w:t>
+      </w:r>
+    </w:p>
+    <w:p>
+      <w:pPr>
+        <w:spacing w:before="0" w:after="120" w:line="252" w:lineRule="auto"/>
+        <w:ind w:left="173"/>
+        <w:shd w:val="clear" w:color="auto" w:fill="F5F6F8"/>
+      </w:pPr>
+      <w:r>
+        <w:rPr>
+          <w:rFonts w:ascii="Consolas" w:hAnsi="Consolas"/>
+          <w:color w:val="374151"/>
+          <w:sz w:val="18"/>
+        </w:rPr>
+        <w:t>./bin/devsecops-scan --skip sca     # iterate on one gate</w:t>
+      </w:r>
+    </w:p>
+    <w:p>
+      <w:pPr>
+        <w:spacing w:before="0" w:after="120" w:line="300" w:lineRule="auto"/>
+      </w:pPr>
+      <w:r>
+        <w:rPr>
+          <w:rFonts w:ascii="Segoe UI" w:hAnsi="Segoe UI"/>
+          <w:b w:val="0"/>
+          <w:i w:val="0"/>
+          <w:color w:val="374151"/>
+          <w:sz w:val="21"/>
+        </w:rPr>
+        <w:t>Unlike CI it does not fail fast: it runs every gate and prints a table, because locally the expensive thing is the round trip, not the processor.</w:t>
+      </w:r>
+    </w:p>
+    <w:p>
+      <w:pPr>
+        <w:spacing w:before="160" w:after="0" w:line="276" w:lineRule="auto"/>
+        <w:ind w:left="144"/>
+        <w:shd w:val="clear" w:color="auto" w:fill="ECFDF5"/>
+        <w:pBdr>
+          <w:left w:val="single" w:sz="18" w:space="8" w:color="15803D"/>
+        </w:pBdr>
+      </w:pPr>
+      <w:r>
+        <w:rPr>
+          <w:rFonts w:ascii="Segoe UI" w:hAnsi="Segoe UI"/>
+          <w:b/>
+          <w:color w:val="15803D"/>
+          <w:sz w:val="16"/>
+        </w:rPr>
+        <w:t>WORTH KNOWING</w:t>
+      </w:r>
+    </w:p>
+    <w:p>
+      <w:pPr>
+        <w:spacing w:before="0" w:after="180" w:line="288" w:lineRule="auto"/>
+        <w:ind w:left="144"/>
+        <w:shd w:val="clear" w:color="auto" w:fill="ECFDF5"/>
+        <w:pBdr>
+          <w:left w:val="single" w:sz="18" w:space="8" w:color="15803D"/>
+        </w:pBdr>
+      </w:pPr>
+      <w:r>
+        <w:rPr>
+          <w:rFonts w:ascii="Segoe UI" w:hAnsi="Segoe UI"/>
+          <w:color w:val="374151"/>
+          <w:sz w:val="20"/>
+        </w:rPr>
+        <w:t>Only the SAST and SCA jobs are language-specific. Hadolint, Gitleaks, Trivy and the whole artifact-passing structure work unchanged on any repository with a Dockerfile. The full adoption guide is docs/USE-IT-ON-YOUR-REPO.md.</w:t>
+      </w:r>
+    </w:p>
+    <w:p>
+      <w:pPr>
+        <w:keepNext/>
+        <w:spacing w:before="400" w:after="160"/>
+        <w:pBdr>
+          <w:bottom w:val="single" w:sz="6" w:space="4" w:color="D1D5DB"/>
+        </w:pBdr>
+      </w:pPr>
+      <w:r>
+        <w:rPr>
+          <w:rFonts w:ascii="Segoe UI" w:hAnsi="Segoe UI"/>
+          <w:b/>
+          <w:color w:val="1D4ED8"/>
+          <w:sz w:val="34"/>
+        </w:rPr>
+        <w:t xml:space="preserve">11  </w:t>
       </w:r>
       <w:r>
         <w:rPr>
@@ -5057,7 +5589,7 @@
           <w:color w:val="1D4ED8"/>
           <w:sz w:val="34"/>
         </w:rPr>
-        <w:t xml:space="preserve">11  </w:t>
+        <w:t xml:space="preserve">12  </w:t>
       </w:r>
       <w:r>
         <w:rPr>
@@ -5284,7 +5816,7 @@
           <w:color w:val="1D4ED8"/>
           <w:sz w:val="34"/>
         </w:rPr>
-        <w:t xml:space="preserve">12  </w:t>
+        <w:t xml:space="preserve">13  </w:t>
       </w:r>
       <w:r>
         <w:rPr>
